--- a/CRM/CRM_reports/Лабораторная №3 БПС2601 Вахонин М. А..docx
+++ b/CRM/CRM_reports/Лабораторная №3 БПС2601 Вахонин М. А..docx
@@ -192,6 +192,15 @@
     </w:p>
     <w:sdt>
       <w:sdtPr>
+        <w:rPr>
+          <w:rFonts w:eastAsia="NSimSun" w:cs="Arial"/>
+          <w:b w:val="0"/>
+          <w:caps w:val="0"/>
+          <w:color w:val="auto"/>
+          <w:kern w:val="3"/>
+          <w:szCs w:val="24"/>
+          <w:lang w:eastAsia="zh-CN" w:bidi="hi-IN"/>
+        </w:rPr>
         <w:id w:val="1551494347"/>
         <w:docPartObj>
           <w:docPartGallery w:val="Table of Contents"/>
@@ -200,13 +209,7 @@
       </w:sdtPr>
       <w:sdtEndPr>
         <w:rPr>
-          <w:rFonts w:eastAsia="NSimSun" w:cs="Arial"/>
           <w:bCs/>
-          <w:caps w:val="0"/>
-          <w:color w:val="auto"/>
-          <w:kern w:val="3"/>
-          <w:szCs w:val="24"/>
-          <w:lang w:eastAsia="zh-CN" w:bidi="hi-IN"/>
         </w:rPr>
       </w:sdtEndPr>
       <w:sdtContent>
@@ -1453,10 +1456,7 @@
     </w:p>
     <w:p>
       <w:r>
-        <w:t>П</w:t>
-      </w:r>
-      <w:r>
-        <w:t>олучить практические навыки по созданию корпоративного сайта средствами подсистемы CRM конфигурации «1</w:t>
+        <w:t>Получить практические навыки по созданию корпоративного сайта средствами подсистемы CRM конфигурации «1</w:t>
       </w:r>
       <w:proofErr w:type="gramStart"/>
       <w:r>
@@ -1479,10 +1479,7 @@
     </w:p>
     <w:p>
       <w:r>
-        <w:t>1.</w:t>
-      </w:r>
-      <w:r>
-        <w:t xml:space="preserve"> Создать сайт компании через подсистему «Сайт» в 1</w:t>
+        <w:t>1. Создать сайт компании через подсистему «Сайт» в 1</w:t>
       </w:r>
       <w:proofErr w:type="gramStart"/>
       <w:r>
@@ -1490,26 +1487,17 @@
       </w:r>
       <w:proofErr w:type="gramEnd"/>
       <w:r>
-        <w:t>, настроить его параметры, оформление и опубликовать.</w:t>
-      </w:r>
-      <w:r>
-        <w:t xml:space="preserve"> </w:t>
-      </w:r>
-    </w:p>
-    <w:p>
-      <w:r>
-        <w:t xml:space="preserve">2. </w:t>
-      </w:r>
-      <w:r>
-        <w:t>Оформить заказ через сайт, поместив товары в корзину и заполнив контактную информацию.</w:t>
-      </w:r>
-    </w:p>
-    <w:p>
-      <w:r>
-        <w:t xml:space="preserve">3. </w:t>
-      </w:r>
-      <w:r>
-        <w:t>Выполнить синхронизацию заказа с 1</w:t>
+        <w:t xml:space="preserve">, настроить его параметры, оформление и опубликовать. </w:t>
+      </w:r>
+    </w:p>
+    <w:p>
+      <w:r>
+        <w:t>2. Оформить заказ через сайт, поместив товары в корзину и заполнив контактную информацию.</w:t>
+      </w:r>
+    </w:p>
+    <w:p>
+      <w:r>
+        <w:t>3. Выполнить синхронизацию заказа с 1</w:t>
       </w:r>
       <w:proofErr w:type="gramStart"/>
       <w:r>
@@ -1522,42 +1510,27 @@
     </w:p>
     <w:p>
       <w:r>
-        <w:t xml:space="preserve">4. </w:t>
-      </w:r>
-      <w:r>
-        <w:t>Создать событие типа «Телефонный звонок» на основании заказа покупателя.</w:t>
-      </w:r>
-    </w:p>
-    <w:p>
-      <w:r>
-        <w:t xml:space="preserve">5. </w:t>
-      </w:r>
-      <w:r>
-        <w:t>Сформировать заказ поставщику на основании заказа покупателя.</w:t>
-      </w:r>
-    </w:p>
-    <w:p>
-      <w:r>
-        <w:t xml:space="preserve">6. </w:t>
-      </w:r>
-      <w:r>
-        <w:t>Провести документы закупки: расход из кассы и приходную накладную.</w:t>
-      </w:r>
-    </w:p>
-    <w:p>
-      <w:r>
-        <w:t xml:space="preserve">7. </w:t>
-      </w:r>
-      <w:r>
-        <w:t>Сформировать документы продажи: расходную накладную и поступление в кассу.</w:t>
-      </w:r>
-    </w:p>
-    <w:p>
-      <w:r>
-        <w:t xml:space="preserve">8. </w:t>
-      </w:r>
-      <w:r>
-        <w:t>Завершить заказ покупателя и сформировать отчёт «Продажи» с группировкой по категориям номенклатуры.</w:t>
+        <w:t>4. Создать событие типа «Телефонный звонок» на основании заказа покупателя.</w:t>
+      </w:r>
+    </w:p>
+    <w:p>
+      <w:r>
+        <w:t>5. Сформировать заказ поставщику на основании заказа покупателя.</w:t>
+      </w:r>
+    </w:p>
+    <w:p>
+      <w:r>
+        <w:t>6. Провести документы закупки: расход из кассы и приходную накладную.</w:t>
+      </w:r>
+    </w:p>
+    <w:p>
+      <w:r>
+        <w:t>7. Сформировать документы продажи: расходную накладную и поступление в кассу.</w:t>
+      </w:r>
+    </w:p>
+    <w:p>
+      <w:r>
+        <w:t>8. Завершить заказ покупателя и сформировать отчёт «Продажи» с группировкой по категориям номенклатуры.</w:t>
       </w:r>
     </w:p>
     <w:p>
@@ -1633,7 +1606,7 @@
                     </pic:cNvPicPr>
                   </pic:nvPicPr>
                   <pic:blipFill>
-                    <a:blip r:embed="rId4">
+                    <a:blip r:embed="rId6">
                       <a:extLst>
                         <a:ext uri="{28A0092B-C50C-407E-A947-70E740481C1C}">
                           <a14:useLocalDpi xmlns:a14="http://schemas.microsoft.com/office/drawing/2010/main" val="0"/>
@@ -1737,7 +1710,7 @@
                     </pic:cNvPicPr>
                   </pic:nvPicPr>
                   <pic:blipFill>
-                    <a:blip r:embed="rId5">
+                    <a:blip r:embed="rId7">
                       <a:extLst>
                         <a:ext uri="{28A0092B-C50C-407E-A947-70E740481C1C}">
                           <a14:useLocalDpi xmlns:a14="http://schemas.microsoft.com/office/drawing/2010/main" val="0"/>
@@ -1832,7 +1805,7 @@
           <w:noProof/>
         </w:rPr>
         <w:drawing>
-          <wp:inline distT="0" distB="0" distL="0" distR="0" wp14:anchorId="08C60B4C" wp14:editId="670A4856">
+          <wp:inline distT="0" distB="0" distL="0" distR="0" wp14:anchorId="08C60B4C" wp14:editId="2B0A3A38">
             <wp:extent cx="5455920" cy="2222026"/>
             <wp:effectExtent l="0" t="0" r="0" b="6985"/>
             <wp:docPr id="3" name="Рисунок 3"/>
@@ -1849,7 +1822,7 @@
                     </pic:cNvPicPr>
                   </pic:nvPicPr>
                   <pic:blipFill>
-                    <a:blip r:embed="rId6" cstate="print">
+                    <a:blip r:embed="rId8" cstate="print">
                       <a:extLst>
                         <a:ext uri="{28A0092B-C50C-407E-A947-70E740481C1C}">
                           <a14:useLocalDpi xmlns:a14="http://schemas.microsoft.com/office/drawing/2010/main" val="0"/>
@@ -1932,9 +1905,6 @@
     <w:p>
       <w:pPr>
         <w:ind w:firstLine="709"/>
-        <w:rPr>
-          <w:lang w:val="en-US"/>
-        </w:rPr>
       </w:pPr>
       <w:r>
         <w:t>В карточке заказа покупателя создаётся событие типа «Телефонный звонок». Для события задаются тема, дата, время и ответственный менеджер. После заполнения реквизитов событие сохраняется.</w:t>
@@ -1952,9 +1922,9 @@
         </w:rPr>
         <w:lastRenderedPageBreak/>
         <w:drawing>
-          <wp:inline distT="0" distB="0" distL="0" distR="0" wp14:anchorId="3267E8A5" wp14:editId="10155489">
-            <wp:extent cx="5940425" cy="2713355"/>
-            <wp:effectExtent l="0" t="0" r="3175" b="0"/>
+          <wp:inline distT="0" distB="0" distL="0" distR="0" wp14:anchorId="3267E8A5" wp14:editId="30AE5546">
+            <wp:extent cx="5501640" cy="2512935"/>
+            <wp:effectExtent l="0" t="0" r="3810" b="1905"/>
             <wp:docPr id="4" name="Рисунок 4"/>
             <wp:cNvGraphicFramePr>
               <a:graphicFrameLocks xmlns:a="http://schemas.openxmlformats.org/drawingml/2006/main" noChangeAspect="1"/>
@@ -1969,7 +1939,7 @@
                     </pic:cNvPicPr>
                   </pic:nvPicPr>
                   <pic:blipFill>
-                    <a:blip r:embed="rId7" cstate="print">
+                    <a:blip r:embed="rId9" cstate="print">
                       <a:extLst>
                         <a:ext uri="{28A0092B-C50C-407E-A947-70E740481C1C}">
                           <a14:useLocalDpi xmlns:a14="http://schemas.microsoft.com/office/drawing/2010/main" val="0"/>
@@ -1984,7 +1954,7 @@
                   <pic:spPr bwMode="auto">
                     <a:xfrm>
                       <a:off x="0" y="0"/>
-                      <a:ext cx="5940425" cy="2713355"/>
+                      <a:ext cx="5505386" cy="2514646"/>
                     </a:xfrm>
                     <a:prstGeom prst="rect">
                       <a:avLst/>
@@ -2062,9 +2032,9 @@
           <w:noProof/>
         </w:rPr>
         <w:drawing>
-          <wp:inline distT="0" distB="0" distL="0" distR="0" wp14:anchorId="3537EB6C" wp14:editId="5FC12780">
-            <wp:extent cx="5940425" cy="3581400"/>
-            <wp:effectExtent l="0" t="0" r="3175" b="0"/>
+          <wp:inline distT="0" distB="0" distL="0" distR="0" wp14:anchorId="3537EB6C" wp14:editId="1FC70242">
+            <wp:extent cx="5356860" cy="3229577"/>
+            <wp:effectExtent l="0" t="0" r="0" b="9525"/>
             <wp:docPr id="5" name="Рисунок 5"/>
             <wp:cNvGraphicFramePr>
               <a:graphicFrameLocks xmlns:a="http://schemas.openxmlformats.org/drawingml/2006/main" noChangeAspect="1"/>
@@ -2079,7 +2049,7 @@
                     </pic:cNvPicPr>
                   </pic:nvPicPr>
                   <pic:blipFill>
-                    <a:blip r:embed="rId8" cstate="print">
+                    <a:blip r:embed="rId10" cstate="print">
                       <a:extLst>
                         <a:ext uri="{28A0092B-C50C-407E-A947-70E740481C1C}">
                           <a14:useLocalDpi xmlns:a14="http://schemas.microsoft.com/office/drawing/2010/main" val="0"/>
@@ -2094,7 +2064,7 @@
                   <pic:spPr bwMode="auto">
                     <a:xfrm>
                       <a:off x="0" y="0"/>
-                      <a:ext cx="5940425" cy="3581400"/>
+                      <a:ext cx="5366019" cy="3235099"/>
                     </a:xfrm>
                     <a:prstGeom prst="rect">
                       <a:avLst/>
@@ -2170,7 +2140,7 @@
           <w:noProof/>
         </w:rPr>
         <w:drawing>
-          <wp:inline distT="0" distB="0" distL="0" distR="0" wp14:anchorId="338C77E8" wp14:editId="2759C36E">
+          <wp:inline distT="0" distB="0" distL="0" distR="0" wp14:anchorId="338C77E8" wp14:editId="186CC4CF">
             <wp:extent cx="5533027" cy="3337560"/>
             <wp:effectExtent l="0" t="0" r="0" b="0"/>
             <wp:docPr id="6" name="Рисунок 6"/>
@@ -2187,7 +2157,7 @@
                     </pic:cNvPicPr>
                   </pic:nvPicPr>
                   <pic:blipFill>
-                    <a:blip r:embed="rId9" cstate="print">
+                    <a:blip r:embed="rId11" cstate="print">
                       <a:extLst>
                         <a:ext uri="{28A0092B-C50C-407E-A947-70E740481C1C}">
                           <a14:useLocalDpi xmlns:a14="http://schemas.microsoft.com/office/drawing/2010/main" val="0"/>
@@ -2278,7 +2248,7 @@
         </w:rPr>
         <w:lastRenderedPageBreak/>
         <w:drawing>
-          <wp:inline distT="0" distB="0" distL="0" distR="0" wp14:anchorId="550C5582" wp14:editId="2EE1CBF2">
+          <wp:inline distT="0" distB="0" distL="0" distR="0" wp14:anchorId="550C5582" wp14:editId="6AC4BBFD">
             <wp:extent cx="5534989" cy="3337560"/>
             <wp:effectExtent l="0" t="0" r="8890" b="0"/>
             <wp:docPr id="7" name="Рисунок 7"/>
@@ -2295,7 +2265,7 @@
                     </pic:cNvPicPr>
                   </pic:nvPicPr>
                   <pic:blipFill>
-                    <a:blip r:embed="rId10" cstate="print">
+                    <a:blip r:embed="rId12" cstate="print">
                       <a:extLst>
                         <a:ext uri="{28A0092B-C50C-407E-A947-70E740481C1C}">
                           <a14:useLocalDpi xmlns:a14="http://schemas.microsoft.com/office/drawing/2010/main" val="0"/>
@@ -2404,7 +2374,7 @@
         </w:rPr>
         <w:lastRenderedPageBreak/>
         <w:drawing>
-          <wp:inline distT="0" distB="0" distL="0" distR="0" wp14:anchorId="2252E73C" wp14:editId="66037D10">
+          <wp:inline distT="0" distB="0" distL="0" distR="0" wp14:anchorId="2252E73C" wp14:editId="31F3A319">
             <wp:extent cx="5583027" cy="3352800"/>
             <wp:effectExtent l="0" t="0" r="0" b="0"/>
             <wp:docPr id="8" name="Рисунок 8"/>
@@ -2421,7 +2391,7 @@
                     </pic:cNvPicPr>
                   </pic:nvPicPr>
                   <pic:blipFill>
-                    <a:blip r:embed="rId11" cstate="print">
+                    <a:blip r:embed="rId13" cstate="print">
                       <a:extLst>
                         <a:ext uri="{28A0092B-C50C-407E-A947-70E740481C1C}">
                           <a14:useLocalDpi xmlns:a14="http://schemas.microsoft.com/office/drawing/2010/main" val="0"/>
@@ -2511,7 +2481,7 @@
           <w:noProof/>
         </w:rPr>
         <w:drawing>
-          <wp:inline distT="0" distB="0" distL="0" distR="0" wp14:anchorId="1FEA6323" wp14:editId="441147FD">
+          <wp:inline distT="0" distB="0" distL="0" distR="0" wp14:anchorId="1FEA6323" wp14:editId="5EE5D39A">
             <wp:extent cx="5478592" cy="3291840"/>
             <wp:effectExtent l="0" t="0" r="8255" b="3810"/>
             <wp:docPr id="9" name="Рисунок 9"/>
@@ -2528,7 +2498,7 @@
                     </pic:cNvPicPr>
                   </pic:nvPicPr>
                   <pic:blipFill>
-                    <a:blip r:embed="rId12" cstate="print">
+                    <a:blip r:embed="rId14" cstate="print">
                       <a:extLst>
                         <a:ext uri="{28A0092B-C50C-407E-A947-70E740481C1C}">
                           <a14:useLocalDpi xmlns:a14="http://schemas.microsoft.com/office/drawing/2010/main" val="0"/>
@@ -2636,7 +2606,7 @@
                     </pic:cNvPicPr>
                   </pic:nvPicPr>
                   <pic:blipFill>
-                    <a:blip r:embed="rId13">
+                    <a:blip r:embed="rId15">
                       <a:extLst>
                         <a:ext uri="{28A0092B-C50C-407E-A947-70E740481C1C}">
                           <a14:useLocalDpi xmlns:a14="http://schemas.microsoft.com/office/drawing/2010/main" val="0"/>
@@ -2727,6 +2697,23 @@
       </w:r>
     </w:p>
     <w:p>
+      <w:r>
+        <w:t>Полученные практические навыки демонстрируют, что подсистема «Сайт» в 1</w:t>
+      </w:r>
+      <w:proofErr w:type="gramStart"/>
+      <w:r>
+        <w:t>С:УНФ</w:t>
+      </w:r>
+      <w:proofErr w:type="gramEnd"/>
+      <w:r>
+        <w:t xml:space="preserve"> совместно с механизмами синхронизации и документооборота обеспечивает замкнутый цикл обработки заказа без ручного дублирования данных между внешним ресурсом и учётной системой. Настроенные параметры оформления сайта, автоматическое создание </w:t>
+      </w:r>
+      <w:r>
+        <w:lastRenderedPageBreak/>
+        <w:t>документа «Заказ покупателя» с признаком «С сайта», а также формирование на его основании связанных документов закупки, продажи и кассовых операций подтверждают корректность сквозной схемы и преемственность реквизитов на каждом этапе. При этом создание события типа «Телефонный звонок» показывает возможность интеграции коммуникаций с клиентом в общий бизнес-процесс, а отчёт «Продажи» с группировкой по категориям номенклатуры даёт наглядную картину результативности продаж и рентабельности. Таким образом, цель работы достигнута, а освоенные приёмы могут быть использованы при построении корпоративного сайта и организации продаж в реальной деятельности предприятия</w:t>
+      </w:r>
+    </w:p>
+    <w:p>
       <w:pPr>
         <w:rPr>
           <w:lang w:eastAsia="ru-RU"/>
@@ -2748,13 +2735,125 @@
       </w:pPr>
     </w:p>
     <w:sectPr>
+      <w:footerReference w:type="default" r:id="rId16"/>
+      <w:footerReference w:type="first" r:id="rId17"/>
       <w:pgSz w:w="11906" w:h="16838"/>
       <w:pgMar w:top="1134" w:right="850" w:bottom="1134" w:left="1701" w:header="708" w:footer="708" w:gutter="0"/>
       <w:cols w:space="708"/>
-      <w:docGrid w:linePitch="360"/>
+      <w:titlePg/>
+      <w:docGrid w:linePitch="381"/>
     </w:sectPr>
   </w:body>
 </w:document>
+</file>
+
+<file path=word/endnotes.xml><?xml version="1.0" encoding="utf-8"?>
+<w:endnotes xmlns:wpc="http://schemas.microsoft.com/office/word/2010/wordprocessingCanvas" xmlns:cx="http://schemas.microsoft.com/office/drawing/2014/chartex" xmlns:cx1="http://schemas.microsoft.com/office/drawing/2015/9/8/chartex" xmlns:cx2="http://schemas.microsoft.com/office/drawing/2015/10/21/chartex" xmlns:cx3="http://schemas.microsoft.com/office/drawing/2016/5/9/chartex" xmlns:cx4="http://schemas.microsoft.com/office/drawing/2016/5/10/chartex" xmlns:cx5="http://schemas.microsoft.com/office/drawing/2016/5/11/chartex" xmlns:cx6="http://schemas.microsoft.com/office/drawing/2016/5/12/chartex" xmlns:cx7="http://schemas.microsoft.com/office/drawing/2016/5/13/chartex" xmlns:cx8="http://schemas.microsoft.com/office/drawing/2016/5/14/chartex" xmlns:mc="http://schemas.openxmlformats.org/markup-compatibility/2006" xmlns:aink="http://schemas.microsoft.com/office/drawing/2016/ink" xmlns:am3d="http://schemas.microsoft.com/office/drawing/2017/model3d" xmlns:o="urn:schemas-microsoft-com:office:office" xmlns:oel="http://schemas.microsoft.com/office/2019/extlst" xmlns:r="http://schemas.openxmlformats.org/officeDocument/2006/relationships" xmlns:m="http://schemas.openxmlformats.org/officeDocument/2006/math" xmlns:v="urn:schemas-microsoft-com:vml" xmlns:wp14="http://schemas.microsoft.com/office/word/2010/wordprocessingDrawing" xmlns:wp="http://schemas.openxmlformats.org/drawingml/2006/wordprocessingDrawing" xmlns:w10="urn:schemas-microsoft-com:office:word" xmlns:w="http://schemas.openxmlformats.org/wordprocessingml/2006/main" xmlns:w14="http://schemas.microsoft.com/office/word/2010/wordml" xmlns:w15="http://schemas.microsoft.com/office/word/2012/wordml" xmlns:w16cex="http://schemas.microsoft.com/office/word/2018/wordml/cex" xmlns:w16cid="http://schemas.microsoft.com/office/word/2016/wordml/cid" xmlns:w16="http://schemas.microsoft.com/office/word/2018/wordml" xmlns:w16sdtdh="http://schemas.microsoft.com/office/word/2020/wordml/sdtdatahash" xmlns:w16se="http://schemas.microsoft.com/office/word/2015/wordml/symex" xmlns:wpg="http://schemas.microsoft.com/office/word/2010/wordprocessingGroup" xmlns:wpi="http://schemas.microsoft.com/office/word/2010/wordprocessingInk" xmlns:wne="http://schemas.microsoft.com/office/word/2006/wordml" xmlns:wps="http://schemas.microsoft.com/office/word/2010/wordprocessingShape" mc:Ignorable="w14 w15 w16se w16cid w16 w16cex w16sdtdh wp14">
+  <w:endnote w:type="separator" w:id="-1">
+    <w:p>
+      <w:pPr>
+        <w:spacing w:line="240" w:lineRule="auto"/>
+      </w:pPr>
+      <w:r>
+        <w:separator/>
+      </w:r>
+    </w:p>
+  </w:endnote>
+  <w:endnote w:type="continuationSeparator" w:id="0">
+    <w:p>
+      <w:pPr>
+        <w:spacing w:line="240" w:lineRule="auto"/>
+      </w:pPr>
+      <w:r>
+        <w:continuationSeparator/>
+      </w:r>
+    </w:p>
+  </w:endnote>
+</w:endnotes>
+</file>
+
+<file path=word/footer1.xml><?xml version="1.0" encoding="utf-8"?>
+<w:ftr xmlns:wpc="http://schemas.microsoft.com/office/word/2010/wordprocessingCanvas" xmlns:cx="http://schemas.microsoft.com/office/drawing/2014/chartex" xmlns:cx1="http://schemas.microsoft.com/office/drawing/2015/9/8/chartex" xmlns:cx2="http://schemas.microsoft.com/office/drawing/2015/10/21/chartex" xmlns:cx3="http://schemas.microsoft.com/office/drawing/2016/5/9/chartex" xmlns:cx4="http://schemas.microsoft.com/office/drawing/2016/5/10/chartex" xmlns:cx5="http://schemas.microsoft.com/office/drawing/2016/5/11/chartex" xmlns:cx6="http://schemas.microsoft.com/office/drawing/2016/5/12/chartex" xmlns:cx7="http://schemas.microsoft.com/office/drawing/2016/5/13/chartex" xmlns:cx8="http://schemas.microsoft.com/office/drawing/2016/5/14/chartex" xmlns:mc="http://schemas.openxmlformats.org/markup-compatibility/2006" xmlns:aink="http://schemas.microsoft.com/office/drawing/2016/ink" xmlns:am3d="http://schemas.microsoft.com/office/drawing/2017/model3d" xmlns:o="urn:schemas-microsoft-com:office:office" xmlns:oel="http://schemas.microsoft.com/office/2019/extlst" xmlns:r="http://schemas.openxmlformats.org/officeDocument/2006/relationships" xmlns:m="http://schemas.openxmlformats.org/officeDocument/2006/math" xmlns:v="urn:schemas-microsoft-com:vml" xmlns:wp14="http://schemas.microsoft.com/office/word/2010/wordprocessingDrawing" xmlns:wp="http://schemas.openxmlformats.org/drawingml/2006/wordprocessingDrawing" xmlns:w10="urn:schemas-microsoft-com:office:word" xmlns:w="http://schemas.openxmlformats.org/wordprocessingml/2006/main" xmlns:w14="http://schemas.microsoft.com/office/word/2010/wordml" xmlns:w15="http://schemas.microsoft.com/office/word/2012/wordml" xmlns:w16cex="http://schemas.microsoft.com/office/word/2018/wordml/cex" xmlns:w16cid="http://schemas.microsoft.com/office/word/2016/wordml/cid" xmlns:w16="http://schemas.microsoft.com/office/word/2018/wordml" xmlns:w16sdtdh="http://schemas.microsoft.com/office/word/2020/wordml/sdtdatahash" xmlns:w16se="http://schemas.microsoft.com/office/word/2015/wordml/symex" xmlns:wpg="http://schemas.microsoft.com/office/word/2010/wordprocessingGroup" xmlns:wpi="http://schemas.microsoft.com/office/word/2010/wordprocessingInk" xmlns:wne="http://schemas.microsoft.com/office/word/2006/wordml" xmlns:wps="http://schemas.microsoft.com/office/word/2010/wordprocessingShape" mc:Ignorable="w14 w15 w16se w16cid w16 w16cex w16sdtdh wp14">
+  <w:sdt>
+    <w:sdtPr>
+      <w:id w:val="-1226293976"/>
+      <w:docPartObj>
+        <w:docPartGallery w:val="Page Numbers (Bottom of Page)"/>
+        <w:docPartUnique/>
+      </w:docPartObj>
+    </w:sdtPr>
+    <w:sdtContent>
+      <w:p>
+        <w:pPr>
+          <w:pStyle w:val="af1"/>
+          <w:ind w:firstLine="0"/>
+          <w:jc w:val="center"/>
+        </w:pPr>
+        <w:r>
+          <w:fldChar w:fldCharType="begin"/>
+        </w:r>
+        <w:r>
+          <w:instrText>PAGE   \* MERGEFORMAT</w:instrText>
+        </w:r>
+        <w:r>
+          <w:fldChar w:fldCharType="separate"/>
+        </w:r>
+        <w:r>
+          <w:t>2</w:t>
+        </w:r>
+        <w:r>
+          <w:fldChar w:fldCharType="end"/>
+        </w:r>
+      </w:p>
+    </w:sdtContent>
+  </w:sdt>
+  <w:p>
+    <w:pPr>
+      <w:pStyle w:val="af1"/>
+      <w:ind w:firstLine="0"/>
+    </w:pPr>
+  </w:p>
+</w:ftr>
+</file>
+
+<file path=word/footer2.xml><?xml version="1.0" encoding="utf-8"?>
+<w:ftr xmlns:wpc="http://schemas.microsoft.com/office/word/2010/wordprocessingCanvas" xmlns:cx="http://schemas.microsoft.com/office/drawing/2014/chartex" xmlns:cx1="http://schemas.microsoft.com/office/drawing/2015/9/8/chartex" xmlns:cx2="http://schemas.microsoft.com/office/drawing/2015/10/21/chartex" xmlns:cx3="http://schemas.microsoft.com/office/drawing/2016/5/9/chartex" xmlns:cx4="http://schemas.microsoft.com/office/drawing/2016/5/10/chartex" xmlns:cx5="http://schemas.microsoft.com/office/drawing/2016/5/11/chartex" xmlns:cx6="http://schemas.microsoft.com/office/drawing/2016/5/12/chartex" xmlns:cx7="http://schemas.microsoft.com/office/drawing/2016/5/13/chartex" xmlns:cx8="http://schemas.microsoft.com/office/drawing/2016/5/14/chartex" xmlns:mc="http://schemas.openxmlformats.org/markup-compatibility/2006" xmlns:aink="http://schemas.microsoft.com/office/drawing/2016/ink" xmlns:am3d="http://schemas.microsoft.com/office/drawing/2017/model3d" xmlns:o="urn:schemas-microsoft-com:office:office" xmlns:oel="http://schemas.microsoft.com/office/2019/extlst" xmlns:r="http://schemas.openxmlformats.org/officeDocument/2006/relationships" xmlns:m="http://schemas.openxmlformats.org/officeDocument/2006/math" xmlns:v="urn:schemas-microsoft-com:vml" xmlns:wp14="http://schemas.microsoft.com/office/word/2010/wordprocessingDrawing" xmlns:wp="http://schemas.openxmlformats.org/drawingml/2006/wordprocessingDrawing" xmlns:w10="urn:schemas-microsoft-com:office:word" xmlns:w="http://schemas.openxmlformats.org/wordprocessingml/2006/main" xmlns:w14="http://schemas.microsoft.com/office/word/2010/wordml" xmlns:w15="http://schemas.microsoft.com/office/word/2012/wordml" xmlns:w16cex="http://schemas.microsoft.com/office/word/2018/wordml/cex" xmlns:w16cid="http://schemas.microsoft.com/office/word/2016/wordml/cid" xmlns:w16="http://schemas.microsoft.com/office/word/2018/wordml" xmlns:w16sdtdh="http://schemas.microsoft.com/office/word/2020/wordml/sdtdatahash" xmlns:w16se="http://schemas.microsoft.com/office/word/2015/wordml/symex" xmlns:wpg="http://schemas.microsoft.com/office/word/2010/wordprocessingGroup" xmlns:wpi="http://schemas.microsoft.com/office/word/2010/wordprocessingInk" xmlns:wne="http://schemas.microsoft.com/office/word/2006/wordml" xmlns:wps="http://schemas.microsoft.com/office/word/2010/wordprocessingShape" mc:Ignorable="w14 w15 w16se w16cid w16 w16cex w16sdtdh wp14">
+  <w:p>
+    <w:pPr>
+      <w:pStyle w:val="af1"/>
+      <w:ind w:firstLine="0"/>
+      <w:jc w:val="center"/>
+    </w:pPr>
+    <w:r>
+      <w:t>Москва, 2026 г.</w:t>
+    </w:r>
+  </w:p>
+</w:ftr>
+</file>
+
+<file path=word/footnotes.xml><?xml version="1.0" encoding="utf-8"?>
+<w:footnotes xmlns:wpc="http://schemas.microsoft.com/office/word/2010/wordprocessingCanvas" xmlns:cx="http://schemas.microsoft.com/office/drawing/2014/chartex" xmlns:cx1="http://schemas.microsoft.com/office/drawing/2015/9/8/chartex" xmlns:cx2="http://schemas.microsoft.com/office/drawing/2015/10/21/chartex" xmlns:cx3="http://schemas.microsoft.com/office/drawing/2016/5/9/chartex" xmlns:cx4="http://schemas.microsoft.com/office/drawing/2016/5/10/chartex" xmlns:cx5="http://schemas.microsoft.com/office/drawing/2016/5/11/chartex" xmlns:cx6="http://schemas.microsoft.com/office/drawing/2016/5/12/chartex" xmlns:cx7="http://schemas.microsoft.com/office/drawing/2016/5/13/chartex" xmlns:cx8="http://schemas.microsoft.com/office/drawing/2016/5/14/chartex" xmlns:mc="http://schemas.openxmlformats.org/markup-compatibility/2006" xmlns:aink="http://schemas.microsoft.com/office/drawing/2016/ink" xmlns:am3d="http://schemas.microsoft.com/office/drawing/2017/model3d" xmlns:o="urn:schemas-microsoft-com:office:office" xmlns:oel="http://schemas.microsoft.com/office/2019/extlst" xmlns:r="http://schemas.openxmlformats.org/officeDocument/2006/relationships" xmlns:m="http://schemas.openxmlformats.org/officeDocument/2006/math" xmlns:v="urn:schemas-microsoft-com:vml" xmlns:wp14="http://schemas.microsoft.com/office/word/2010/wordprocessingDrawing" xmlns:wp="http://schemas.openxmlformats.org/drawingml/2006/wordprocessingDrawing" xmlns:w10="urn:schemas-microsoft-com:office:word" xmlns:w="http://schemas.openxmlformats.org/wordprocessingml/2006/main" xmlns:w14="http://schemas.microsoft.com/office/word/2010/wordml" xmlns:w15="http://schemas.microsoft.com/office/word/2012/wordml" xmlns:w16cex="http://schemas.microsoft.com/office/word/2018/wordml/cex" xmlns:w16cid="http://schemas.microsoft.com/office/word/2016/wordml/cid" xmlns:w16="http://schemas.microsoft.com/office/word/2018/wordml" xmlns:w16sdtdh="http://schemas.microsoft.com/office/word/2020/wordml/sdtdatahash" xmlns:w16se="http://schemas.microsoft.com/office/word/2015/wordml/symex" xmlns:wpg="http://schemas.microsoft.com/office/word/2010/wordprocessingGroup" xmlns:wpi="http://schemas.microsoft.com/office/word/2010/wordprocessingInk" xmlns:wne="http://schemas.microsoft.com/office/word/2006/wordml" xmlns:wps="http://schemas.microsoft.com/office/word/2010/wordprocessingShape" mc:Ignorable="w14 w15 w16se w16cid w16 w16cex w16sdtdh wp14">
+  <w:footnote w:type="separator" w:id="-1">
+    <w:p>
+      <w:pPr>
+        <w:spacing w:line="240" w:lineRule="auto"/>
+      </w:pPr>
+      <w:r>
+        <w:separator/>
+      </w:r>
+    </w:p>
+  </w:footnote>
+  <w:footnote w:type="continuationSeparator" w:id="0">
+    <w:p>
+      <w:pPr>
+        <w:spacing w:line="240" w:lineRule="auto"/>
+      </w:pPr>
+      <w:r>
+        <w:continuationSeparator/>
+      </w:r>
+    </w:p>
+  </w:footnote>
+</w:footnotes>
 </file>
 
 <file path=word/styles.xml><?xml version="1.0" encoding="utf-8"?>
@@ -3538,6 +3637,70 @@
       <w14:ligatures w14:val="none"/>
     </w:rPr>
   </w:style>
+  <w:style w:type="paragraph" w:styleId="af">
+    <w:name w:val="header"/>
+    <w:basedOn w:val="a"/>
+    <w:link w:val="af0"/>
+    <w:uiPriority w:val="99"/>
+    <w:unhideWhenUsed/>
+    <w:rsid w:val="00186DFC"/>
+    <w:pPr>
+      <w:tabs>
+        <w:tab w:val="center" w:pos="4677"/>
+        <w:tab w:val="right" w:pos="9355"/>
+      </w:tabs>
+      <w:spacing w:line="240" w:lineRule="auto"/>
+    </w:pPr>
+    <w:rPr>
+      <w:rFonts w:cs="Mangal"/>
+    </w:rPr>
+  </w:style>
+  <w:style w:type="character" w:customStyle="1" w:styleId="af0">
+    <w:name w:val="Верхний колонтитул Знак"/>
+    <w:basedOn w:val="a0"/>
+    <w:link w:val="af"/>
+    <w:uiPriority w:val="99"/>
+    <w:rsid w:val="00186DFC"/>
+    <w:rPr>
+      <w:rFonts w:ascii="Times New Roman" w:eastAsia="NSimSun" w:hAnsi="Times New Roman" w:cs="Mangal"/>
+      <w:kern w:val="3"/>
+      <w:sz w:val="28"/>
+      <w:lang w:eastAsia="zh-CN" w:bidi="hi-IN"/>
+      <w14:ligatures w14:val="none"/>
+    </w:rPr>
+  </w:style>
+  <w:style w:type="paragraph" w:styleId="af1">
+    <w:name w:val="footer"/>
+    <w:basedOn w:val="a"/>
+    <w:link w:val="af2"/>
+    <w:uiPriority w:val="99"/>
+    <w:unhideWhenUsed/>
+    <w:rsid w:val="00186DFC"/>
+    <w:pPr>
+      <w:tabs>
+        <w:tab w:val="center" w:pos="4677"/>
+        <w:tab w:val="right" w:pos="9355"/>
+      </w:tabs>
+      <w:spacing w:line="240" w:lineRule="auto"/>
+    </w:pPr>
+    <w:rPr>
+      <w:rFonts w:cs="Mangal"/>
+    </w:rPr>
+  </w:style>
+  <w:style w:type="character" w:customStyle="1" w:styleId="af2">
+    <w:name w:val="Нижний колонтитул Знак"/>
+    <w:basedOn w:val="a0"/>
+    <w:link w:val="af1"/>
+    <w:uiPriority w:val="99"/>
+    <w:rsid w:val="00186DFC"/>
+    <w:rPr>
+      <w:rFonts w:ascii="Times New Roman" w:eastAsia="NSimSun" w:hAnsi="Times New Roman" w:cs="Mangal"/>
+      <w:kern w:val="3"/>
+      <w:sz w:val="28"/>
+      <w:lang w:eastAsia="zh-CN" w:bidi="hi-IN"/>
+      <w14:ligatures w14:val="none"/>
+    </w:rPr>
+  </w:style>
 </w:styles>
 </file>
 
